--- a/设计方案.docx
+++ b/设计方案.docx
@@ -66,165 +66,56 @@
           <w:sz w:val="24"/>
           <w:szCs w:val="24"/>
         </w:rPr>
-        <w:t xml:space="preserve">技术栈：Java + Vue 3</w:t>
-      </w:r>
-    </w:p>
-    <w:p>
-      <w:pPr>
-        <w:jc w:val="center"/>
+        <w:t xml:space="preserve">技术栈：Java + Vue 3    存储方案：索引分配 + 位图法    交互方式：CLI + Web 图形界面</w:t>
+      </w:r>
+    </w:p>
+    <w:p>
+      <w:r>
+        <w:br w:type="page"/>
+      </w:r>
+    </w:p>
+    <w:p>
+      <w:pPr>
+        <w:pStyle w:val="Heading1"/>
+      </w:pPr>
+      <w:r>
+        <w:t xml:space="preserve">目录</w:t>
+      </w:r>
+    </w:p>
+    <w:p>
+      <w:pPr>
+        <w:spacing w:after="200"/>
       </w:pPr>
       <w:r>
         <w:rPr>
-          <w:color w:val="666666"/>
-          <w:sz w:val="24"/>
-          <w:szCs w:val="24"/>
+          <w:i/>
+          <w:iCs/>
+          <w:color w:val="888888"/>
+          <w:sz w:val="20"/>
+          <w:szCs w:val="20"/>
         </w:rPr>
-        <w:t xml:space="preserve">存储方案：索引分配 + 位图法</w:t>
-      </w:r>
-    </w:p>
-    <w:p>
-      <w:pPr>
-        <w:jc w:val="center"/>
-      </w:pPr>
-      <w:r>
-        <w:rPr>
-          <w:color w:val="666666"/>
-          <w:sz w:val="24"/>
-          <w:szCs w:val="24"/>
-        </w:rPr>
-        <w:t xml:space="preserve">交互方式：CLI + Web 图形界面</w:t>
-      </w:r>
-    </w:p>
-    <w:p>
-      <w:r>
-        <w:br w:type="page"/>
-      </w:r>
-    </w:p>
-    <w:p>
-      <w:pPr>
-        <w:pStyle w:val="Heading1"/>
-      </w:pPr>
-      <w:r>
-        <w:t xml:space="preserve">目录</w:t>
-      </w:r>
-    </w:p>
-    <w:p>
-      <w:pPr>
-        <w:pStyle w:val="ListParagraph"/>
-        <w:numPr>
-          <w:ilvl w:val="0"/>
-          <w:numId w:val="2"/>
-        </w:numPr>
-        <w:spacing w:after="60" w:line="340"/>
-      </w:pPr>
-      <w:r>
-        <w:t xml:space="preserve">一、引言</w:t>
-      </w:r>
-    </w:p>
-    <w:p>
-      <w:pPr>
-        <w:pStyle w:val="ListParagraph"/>
-        <w:numPr>
-          <w:ilvl w:val="0"/>
-          <w:numId w:val="2"/>
-        </w:numPr>
-        <w:spacing w:after="60" w:line="340"/>
-      </w:pPr>
-      <w:r>
-        <w:t xml:space="preserve">二、系统总体架构</w:t>
-      </w:r>
-    </w:p>
-    <w:p>
-      <w:pPr>
-        <w:pStyle w:val="ListParagraph"/>
-        <w:numPr>
-          <w:ilvl w:val="0"/>
-          <w:numId w:val="2"/>
-        </w:numPr>
-        <w:spacing w:after="60" w:line="340"/>
-      </w:pPr>
-      <w:r>
-        <w:t xml:space="preserve">三、核心数据结构设计</w:t>
-      </w:r>
-    </w:p>
-    <w:p>
-      <w:pPr>
-        <w:pStyle w:val="ListParagraph"/>
-        <w:numPr>
-          <w:ilvl w:val="0"/>
-          <w:numId w:val="2"/>
-        </w:numPr>
-        <w:spacing w:after="60" w:line="340"/>
-      </w:pPr>
-      <w:r>
-        <w:t xml:space="preserve">四、模块详细设计</w:t>
-      </w:r>
-    </w:p>
-    <w:p>
-      <w:pPr>
-        <w:pStyle w:val="ListParagraph"/>
-        <w:numPr>
-          <w:ilvl w:val="0"/>
-          <w:numId w:val="2"/>
-        </w:numPr>
-        <w:spacing w:after="60" w:line="340"/>
-      </w:pPr>
-      <w:r>
-        <w:t xml:space="preserve">五、核心算法设计</w:t>
-      </w:r>
-    </w:p>
-    <w:p>
-      <w:pPr>
-        <w:pStyle w:val="ListParagraph"/>
-        <w:numPr>
-          <w:ilvl w:val="0"/>
-          <w:numId w:val="2"/>
-        </w:numPr>
-        <w:spacing w:after="60" w:line="340"/>
-      </w:pPr>
-      <w:r>
-        <w:t xml:space="preserve">六、接口设计</w:t>
-      </w:r>
-    </w:p>
-    <w:p>
-      <w:pPr>
-        <w:pStyle w:val="ListParagraph"/>
-        <w:numPr>
-          <w:ilvl w:val="0"/>
-          <w:numId w:val="2"/>
-        </w:numPr>
-        <w:spacing w:after="60" w:line="340"/>
-      </w:pPr>
-      <w:r>
-        <w:t xml:space="preserve">七、前端设计</w:t>
-      </w:r>
-    </w:p>
-    <w:p>
-      <w:pPr>
-        <w:pStyle w:val="ListParagraph"/>
-        <w:numPr>
-          <w:ilvl w:val="0"/>
-          <w:numId w:val="2"/>
-        </w:numPr>
-        <w:spacing w:after="60" w:line="340"/>
-      </w:pPr>
-      <w:r>
-        <w:t xml:space="preserve">八、测试方案</w:t>
-      </w:r>
-    </w:p>
-    <w:p>
-      <w:pPr>
-        <w:pStyle w:val="ListParagraph"/>
-        <w:numPr>
-          <w:ilvl w:val="0"/>
-          <w:numId w:val="2"/>
-        </w:numPr>
-        <w:spacing w:after="60" w:line="340"/>
-      </w:pPr>
-      <w:r>
-        <w:t xml:space="preserve">附录：截图索引</w:t>
-      </w:r>
-    </w:p>
+        <w:t xml:space="preserve">（在 Word 中右键点击此处 → 选择「更新域」→ 即可自动生成带页码的完整目录）</w:t>
+      </w:r>
+    </w:p>
+    <w:sdt>
+      <w:sdtPr>
+        <w:alias w:val="目录"/>
+      </w:sdtPr>
+      <w:sdtContent>
+        <w:p>
+          <w:r>
+            <w:fldChar w:fldCharType="begin" w:dirty="true"/>
+            <w:instrText xml:space="preserve">TOC \h \o "1-3"</w:instrText>
+            <w:fldChar w:fldCharType="separate"/>
+          </w:r>
+        </w:p>
+        <w:p>
+          <w:r>
+            <w:fldChar w:fldCharType="end"/>
+          </w:r>
+        </w:p>
+      </w:sdtContent>
+    </w:sdt>
     <w:p>
       <w:r>
         <w:br w:type="page"/>
@@ -1117,7 +1008,7 @@
         <w:spacing w:after="120" w:line="360"/>
       </w:pPr>
       <w:r>
-        <w:t xml:space="preserve">虚拟磁盘大小为 16 MB，以 512 字节为一个盘块，共 32,768 个盘块。第 0 块为超级块（SuperBlock），记录文件系统的全局配置与状态信息。第 1 至 8 块为位图区，共 4,096 字节，每个比特位对应一个盘块的分配状态。第 9 至 136 块为 Inode 表区，共 128 个盘块，固定存放 1,024 个 Inode（每个 64 字节）。第 137 块起为数据区，用于存储文件和目录的实际内容。</w:t>
+        <w:t xml:space="preserve">虚拟磁盘大小为 16 MB，以 512 字节为一个盘块，共 32,768 个盘块。第 0 块为超级块，记录文件系统的全局配置与状态信息。第 1 至 8 块为位图区，共 4,096 字节，每个比特位对应一个盘块的分配状态。第 9 至 136 块为 Inode 表区，共 128 个盘块，固定存放 1,024 个 Inode（每个 64 字节）。第 137 块起为数据区，用于存储文件和目录的实际内容。</w:t>
       </w:r>
     </w:p>
     <w:tbl>
@@ -1941,7 +1832,7 @@
       <w:r>
         <w:drawing>
           <wp:inline distT="0" distB="0" distL="0" distR="0">
-            <wp:extent cx="4762500" cy="3619500"/>
+            <wp:extent cx="5905500" cy="3619500"/>
             <wp:effectExtent t="0" r="0" b="0" l="0"/>
             <wp:docPr id="1" name="" descr="" title=""/>
             <wp:cNvGraphicFramePr>
@@ -1966,7 +1857,7 @@
                   <pic:spPr bwMode="auto">
                     <a:xfrm>
                       <a:off x="0" y="0"/>
-                      <a:ext cx="4762500" cy="3619500"/>
+                      <a:ext cx="5905500" cy="3619500"/>
                     </a:xfrm>
                     <a:prstGeom prst="rect">
                       <a:avLst/>
